--- a/docs/KICH_BAN_TEST_TAI_CHINH.docx
+++ b/docs/KICH_BAN_TEST_TAI_CHINH.docx
@@ -62,7 +62,7 @@
       </w:r>
       <w:r>
         <w:rPr/>
-        <w:t xml:space="preserve">. Các ô </w:t>
+        <w:t xml:space="preserve">. Mọi ô </w:t>
       </w:r>
       <w:r>
         <w:rPr>
@@ -72,17 +72,27 @@
       </w:r>
       <w:r>
         <w:rPr/>
-        <w:t xml:space="preserve"> nhập </w:t>
-      </w:r>
-      <w:r>
-        <w:rPr>
-          <w:b/>
-        </w:rPr>
-        <w:t xml:space="preserve">lệch so với HÔM NAY</w:t>
-      </w:r>
-      <w:r>
-        <w:rPr/>
-        <w:t xml:space="preserve"> (chọn trên lịch): “+20” = hôm nay + 20 ngày; “−12” = hôm nay − 12 ngày. Muốn bắt đầu từ trống thì xoá dữ liệu cũ trước.</w:t>
+        <w:t xml:space="preserve"> bên dưới đã ghi sẵn </w:t>
+      </w:r>
+      <w:r>
+        <w:rPr>
+          <w:b/>
+        </w:rPr>
+        <w:t xml:space="preserve">ngày cụ thể</w:t>
+      </w:r>
+      <w:r>
+        <w:rPr/>
+        <w:t xml:space="preserve"> (mốc = ngày tạo tài liệu </w:t>
+      </w:r>
+      <w:r>
+        <w:rPr>
+          <w:b/>
+        </w:rPr>
+        <w:t xml:space="preserve">25/06/2026</w:t>
+      </w:r>
+      <w:r>
+        <w:rPr/>
+        <w:t xml:space="preserve">); phần in nhạt trong ngoặc cho biết ngày đó cách hôm nay bao xa — nếu test vào ngày khác, chọn lại theo công thức trong ngoặc. Muốn bắt đầu từ trống thì xoá dữ liệu cũ trước.</w:t>
       </w:r>
     </w:p>
     <w:p>
@@ -923,7 +933,14 @@
               <w:rPr>
                 <w:b/>
               </w:rPr>
-              <w:t xml:space="preserve">HÔM NAY − 60</w:t>
+              <w:t xml:space="preserve">26/04/2026 </w:t>
+            </w:r>
+            <w:r>
+              <w:rPr>
+                <w:b/>
+                <w:color w:val="94a3b8"/>
+              </w:rPr>
+              <w:t xml:space="preserve">(hôm nay −60 ngày)</w:t>
             </w:r>
           </w:p>
         </w:tc>
@@ -968,7 +985,14 @@
               <w:rPr>
                 <w:b/>
               </w:rPr>
-              <w:t xml:space="preserve">HÔM NAY + 20</w:t>
+              <w:t xml:space="preserve">15/07/2026 </w:t>
+            </w:r>
+            <w:r>
+              <w:rPr>
+                <w:b/>
+                <w:color w:val="94a3b8"/>
+              </w:rPr>
+              <w:t xml:space="preserve">(hôm nay +20 ngày)</w:t>
             </w:r>
           </w:p>
         </w:tc>
@@ -1333,7 +1357,14 @@
               <w:rPr>
                 <w:b/>
               </w:rPr>
-              <w:t xml:space="preserve">HÔM NAY − 110</w:t>
+              <w:t xml:space="preserve">07/03/2026 </w:t>
+            </w:r>
+            <w:r>
+              <w:rPr>
+                <w:b/>
+                <w:color w:val="94a3b8"/>
+              </w:rPr>
+              <w:t xml:space="preserve">(hôm nay −110 ngày)</w:t>
             </w:r>
           </w:p>
         </w:tc>
@@ -1378,7 +1409,14 @@
               <w:rPr>
                 <w:b/>
               </w:rPr>
-              <w:t xml:space="preserve">HÔM NAY − 12</w:t>
+              <w:t xml:space="preserve">13/06/2026 </w:t>
+            </w:r>
+            <w:r>
+              <w:rPr>
+                <w:b/>
+                <w:color w:val="94a3b8"/>
+              </w:rPr>
+              <w:t xml:space="preserve">(hôm nay −12 ngày)</w:t>
             </w:r>
           </w:p>
         </w:tc>
@@ -1737,7 +1775,14 @@
               <w:rPr>
                 <w:b/>
               </w:rPr>
-              <w:t xml:space="preserve">ngày giải ngân (HÔM NAY − 60)</w:t>
+              <w:t xml:space="preserve">ngày giải ngân = 26/04/2026 </w:t>
+            </w:r>
+            <w:r>
+              <w:rPr>
+                <w:b/>
+                <w:color w:val="94a3b8"/>
+              </w:rPr>
+              <w:t xml:space="preserve">(hôm nay −60 ngày)</w:t>
             </w:r>
           </w:p>
         </w:tc>
@@ -1782,7 +1827,14 @@
               <w:rPr>
                 <w:b/>
               </w:rPr>
-              <w:t xml:space="preserve">ngày đến hạn (HÔM NAY + 20)</w:t>
+              <w:t xml:space="preserve">ngày đến hạn = 15/07/2026 </w:t>
+            </w:r>
+            <w:r>
+              <w:rPr>
+                <w:b/>
+                <w:color w:val="94a3b8"/>
+              </w:rPr>
+              <w:t xml:space="preserve">(hôm nay +20 ngày)</w:t>
             </w:r>
           </w:p>
         </w:tc>
@@ -2044,7 +2096,14 @@
               <w:rPr>
                 <w:b/>
               </w:rPr>
-              <w:t xml:space="preserve">HÔM NAY − 7</w:t>
+              <w:t xml:space="preserve">18/06/2026 </w:t>
+            </w:r>
+            <w:r>
+              <w:rPr>
+                <w:b/>
+                <w:color w:val="94a3b8"/>
+              </w:rPr>
+              <w:t xml:space="preserve">(hôm nay −7 ngày)</w:t>
             </w:r>
           </w:p>
         </w:tc>
@@ -2567,7 +2626,14 @@
               <w:rPr>
                 <w:b/>
               </w:rPr>
-              <w:t xml:space="preserve">HÔM NAY − 180</w:t>
+              <w:t xml:space="preserve">27/12/2025 </w:t>
+            </w:r>
+            <w:r>
+              <w:rPr>
+                <w:b/>
+                <w:color w:val="94a3b8"/>
+              </w:rPr>
+              <w:t xml:space="preserve">(hôm nay −180 ngày)</w:t>
             </w:r>
           </w:p>
         </w:tc>
@@ -2612,7 +2678,14 @@
               <w:rPr>
                 <w:b/>
               </w:rPr>
-              <w:t xml:space="preserve">HÔM NAY + 5</w:t>
+              <w:t xml:space="preserve">30/06/2026 </w:t>
+            </w:r>
+            <w:r>
+              <w:rPr>
+                <w:b/>
+                <w:color w:val="94a3b8"/>
+              </w:rPr>
+              <w:t xml:space="preserve">(hôm nay +5 ngày)</w:t>
             </w:r>
           </w:p>
         </w:tc>
@@ -3468,7 +3541,14 @@
               <w:rPr>
                 <w:b/>
               </w:rPr>
-              <w:t xml:space="preserve">HÔM NAY − 88</w:t>
+              <w:t xml:space="preserve">29/03/2026 </w:t>
+            </w:r>
+            <w:r>
+              <w:rPr>
+                <w:b/>
+                <w:color w:val="94a3b8"/>
+              </w:rPr>
+              <w:t xml:space="preserve">(hôm nay −88 ngày)</w:t>
             </w:r>
           </w:p>
         </w:tc>
@@ -3832,7 +3912,14 @@
               <w:rPr>
                 <w:b/>
               </w:rPr>
-              <w:t xml:space="preserve">HÔM NAY</w:t>
+              <w:t xml:space="preserve">25/06/2026 </w:t>
+            </w:r>
+            <w:r>
+              <w:rPr>
+                <w:b/>
+                <w:color w:val="94a3b8"/>
+              </w:rPr>
+              <w:t xml:space="preserve">(hôm nay)</w:t>
             </w:r>
           </w:p>
         </w:tc>
